--- a/Front Matter/SCO Scores - Page Numbers.docx
+++ b/Front Matter/SCO Scores - Page Numbers.docx
@@ -12,8 +12,8 @@
       <w:tblGrid>
         <w:gridCol w:w="1165"/>
         <w:gridCol w:w="1800"/>
-        <w:gridCol w:w="4204"/>
-        <w:gridCol w:w="2181"/>
+        <w:gridCol w:w="1080"/>
+        <w:gridCol w:w="5305"/>
       </w:tblGrid>
       <w:tr>
         <w:tc>
@@ -58,7 +58,7 @@
         </w:tc>
         <w:tc>
           <w:tcPr>
-            <w:tcW w:w="4204" w:type="dxa"/>
+            <w:tcW w:w="1080" w:type="dxa"/>
           </w:tcPr>
           <w:p>
             <w:pPr>
@@ -78,7 +78,7 @@
         </w:tc>
         <w:tc>
           <w:tcPr>
-            <w:tcW w:w="2181" w:type="dxa"/>
+            <w:tcW w:w="5305" w:type="dxa"/>
           </w:tcPr>
           <w:p>
             <w:pPr>
@@ -120,7 +120,7 @@
         </w:tc>
         <w:tc>
           <w:tcPr>
-            <w:tcW w:w="4204" w:type="dxa"/>
+            <w:tcW w:w="1080" w:type="dxa"/>
           </w:tcPr>
           <w:p>
             <w:r>
@@ -130,9 +130,13 @@
         </w:tc>
         <w:tc>
           <w:tcPr>
-            <w:tcW w:w="2181" w:type="dxa"/>
-          </w:tcPr>
-          <w:p/>
+            <w:tcW w:w="5305" w:type="dxa"/>
+          </w:tcPr>
+          <w:p>
+            <w:r>
+              <w:t>67</w:t>
+            </w:r>
+          </w:p>
         </w:tc>
       </w:tr>
       <w:tr>
@@ -158,7 +162,7 @@
         </w:tc>
         <w:tc>
           <w:tcPr>
-            <w:tcW w:w="4204" w:type="dxa"/>
+            <w:tcW w:w="1080" w:type="dxa"/>
           </w:tcPr>
           <w:p>
             <w:r>
@@ -168,9 +172,13 @@
         </w:tc>
         <w:tc>
           <w:tcPr>
-            <w:tcW w:w="2181" w:type="dxa"/>
-          </w:tcPr>
-          <w:p/>
+            <w:tcW w:w="5305" w:type="dxa"/>
+          </w:tcPr>
+          <w:p>
+            <w:r>
+              <w:t>37</w:t>
+            </w:r>
+          </w:p>
         </w:tc>
       </w:tr>
       <w:tr>
@@ -196,7 +204,7 @@
         </w:tc>
         <w:tc>
           <w:tcPr>
-            <w:tcW w:w="4204" w:type="dxa"/>
+            <w:tcW w:w="1080" w:type="dxa"/>
           </w:tcPr>
           <w:p>
             <w:r>
@@ -206,9 +214,13 @@
         </w:tc>
         <w:tc>
           <w:tcPr>
-            <w:tcW w:w="2181" w:type="dxa"/>
-          </w:tcPr>
-          <w:p/>
+            <w:tcW w:w="5305" w:type="dxa"/>
+          </w:tcPr>
+          <w:p>
+            <w:r>
+              <w:t>67</w:t>
+            </w:r>
+          </w:p>
         </w:tc>
       </w:tr>
       <w:tr>
@@ -226,19 +238,31 @@
           <w:tcPr>
             <w:tcW w:w="1800" w:type="dxa"/>
           </w:tcPr>
-          <w:p/>
-        </w:tc>
-        <w:tc>
-          <w:tcPr>
-            <w:tcW w:w="4204" w:type="dxa"/>
-          </w:tcPr>
-          <w:p/>
-        </w:tc>
-        <w:tc>
-          <w:tcPr>
-            <w:tcW w:w="2181" w:type="dxa"/>
-          </w:tcPr>
-          <w:p/>
+          <w:p>
+            <w:r>
+              <w:t>8</w:t>
+            </w:r>
+          </w:p>
+        </w:tc>
+        <w:tc>
+          <w:tcPr>
+            <w:tcW w:w="1080" w:type="dxa"/>
+          </w:tcPr>
+          <w:p>
+            <w:r>
+              <w:t>23</w:t>
+            </w:r>
+          </w:p>
+        </w:tc>
+        <w:tc>
+          <w:tcPr>
+            <w:tcW w:w="5305" w:type="dxa"/>
+          </w:tcPr>
+          <w:p>
+            <w:r>
+              <w:t>31</w:t>
+            </w:r>
+          </w:p>
         </w:tc>
       </w:tr>
       <w:tr>
@@ -256,19 +280,31 @@
           <w:tcPr>
             <w:tcW w:w="1800" w:type="dxa"/>
           </w:tcPr>
-          <w:p/>
-        </w:tc>
-        <w:tc>
-          <w:tcPr>
-            <w:tcW w:w="4204" w:type="dxa"/>
-          </w:tcPr>
-          <w:p/>
-        </w:tc>
-        <w:tc>
-          <w:tcPr>
-            <w:tcW w:w="2181" w:type="dxa"/>
-          </w:tcPr>
-          <w:p/>
+          <w:p>
+            <w:r>
+              <w:t>8</w:t>
+            </w:r>
+          </w:p>
+        </w:tc>
+        <w:tc>
+          <w:tcPr>
+            <w:tcW w:w="1080" w:type="dxa"/>
+          </w:tcPr>
+          <w:p>
+            <w:r>
+              <w:t>28</w:t>
+            </w:r>
+          </w:p>
+        </w:tc>
+        <w:tc>
+          <w:tcPr>
+            <w:tcW w:w="5305" w:type="dxa"/>
+          </w:tcPr>
+          <w:p>
+            <w:r>
+              <w:t>36</w:t>
+            </w:r>
+          </w:p>
         </w:tc>
       </w:tr>
       <w:tr>
@@ -286,19 +322,31 @@
           <w:tcPr>
             <w:tcW w:w="1800" w:type="dxa"/>
           </w:tcPr>
-          <w:p/>
-        </w:tc>
-        <w:tc>
-          <w:tcPr>
-            <w:tcW w:w="4204" w:type="dxa"/>
-          </w:tcPr>
-          <w:p/>
-        </w:tc>
-        <w:tc>
-          <w:tcPr>
-            <w:tcW w:w="2181" w:type="dxa"/>
-          </w:tcPr>
-          <w:p/>
+          <w:p>
+            <w:r>
+              <w:t>8</w:t>
+            </w:r>
+          </w:p>
+        </w:tc>
+        <w:tc>
+          <w:tcPr>
+            <w:tcW w:w="1080" w:type="dxa"/>
+          </w:tcPr>
+          <w:p>
+            <w:r>
+              <w:t>44</w:t>
+            </w:r>
+          </w:p>
+        </w:tc>
+        <w:tc>
+          <w:tcPr>
+            <w:tcW w:w="5305" w:type="dxa"/>
+          </w:tcPr>
+          <w:p>
+            <w:r>
+              <w:t>52</w:t>
+            </w:r>
+          </w:p>
         </w:tc>
       </w:tr>
       <w:tr>
@@ -316,19 +364,31 @@
           <w:tcPr>
             <w:tcW w:w="1800" w:type="dxa"/>
           </w:tcPr>
-          <w:p/>
-        </w:tc>
-        <w:tc>
-          <w:tcPr>
-            <w:tcW w:w="4204" w:type="dxa"/>
-          </w:tcPr>
-          <w:p/>
-        </w:tc>
-        <w:tc>
-          <w:tcPr>
-            <w:tcW w:w="2181" w:type="dxa"/>
-          </w:tcPr>
-          <w:p/>
+          <w:p>
+            <w:r>
+              <w:t>8</w:t>
+            </w:r>
+          </w:p>
+        </w:tc>
+        <w:tc>
+          <w:tcPr>
+            <w:tcW w:w="1080" w:type="dxa"/>
+          </w:tcPr>
+          <w:p>
+            <w:r>
+              <w:t>42</w:t>
+            </w:r>
+          </w:p>
+        </w:tc>
+        <w:tc>
+          <w:tcPr>
+            <w:tcW w:w="5305" w:type="dxa"/>
+          </w:tcPr>
+          <w:p>
+            <w:r>
+              <w:t>50</w:t>
+            </w:r>
+          </w:p>
         </w:tc>
       </w:tr>
       <w:tr>
@@ -346,19 +406,31 @@
           <w:tcPr>
             <w:tcW w:w="1800" w:type="dxa"/>
           </w:tcPr>
-          <w:p/>
-        </w:tc>
-        <w:tc>
-          <w:tcPr>
-            <w:tcW w:w="4204" w:type="dxa"/>
-          </w:tcPr>
-          <w:p/>
-        </w:tc>
-        <w:tc>
-          <w:tcPr>
-            <w:tcW w:w="2181" w:type="dxa"/>
-          </w:tcPr>
-          <w:p/>
+          <w:p>
+            <w:r>
+              <w:t>8</w:t>
+            </w:r>
+          </w:p>
+        </w:tc>
+        <w:tc>
+          <w:tcPr>
+            <w:tcW w:w="1080" w:type="dxa"/>
+          </w:tcPr>
+          <w:p>
+            <w:r>
+              <w:t>50</w:t>
+            </w:r>
+          </w:p>
+        </w:tc>
+        <w:tc>
+          <w:tcPr>
+            <w:tcW w:w="5305" w:type="dxa"/>
+          </w:tcPr>
+          <w:p>
+            <w:r>
+              <w:t>58</w:t>
+            </w:r>
+          </w:p>
         </w:tc>
       </w:tr>
       <w:tr>
@@ -376,19 +448,31 @@
           <w:tcPr>
             <w:tcW w:w="1800" w:type="dxa"/>
           </w:tcPr>
-          <w:p/>
-        </w:tc>
-        <w:tc>
-          <w:tcPr>
-            <w:tcW w:w="4204" w:type="dxa"/>
-          </w:tcPr>
-          <w:p/>
-        </w:tc>
-        <w:tc>
-          <w:tcPr>
-            <w:tcW w:w="2181" w:type="dxa"/>
-          </w:tcPr>
-          <w:p/>
+          <w:p>
+            <w:r>
+              <w:t>8</w:t>
+            </w:r>
+          </w:p>
+        </w:tc>
+        <w:tc>
+          <w:tcPr>
+            <w:tcW w:w="1080" w:type="dxa"/>
+          </w:tcPr>
+          <w:p>
+            <w:r>
+              <w:t>30</w:t>
+            </w:r>
+          </w:p>
+        </w:tc>
+        <w:tc>
+          <w:tcPr>
+            <w:tcW w:w="5305" w:type="dxa"/>
+          </w:tcPr>
+          <w:p>
+            <w:r>
+              <w:t>38</w:t>
+            </w:r>
+          </w:p>
         </w:tc>
       </w:tr>
     </w:tbl>

--- a/Front Matter/SCO Scores - Page Numbers.docx
+++ b/Front Matter/SCO Scores - Page Numbers.docx
@@ -198,7 +198,7 @@
           </w:tcPr>
           <w:p>
             <w:r>
-              <w:t>8</w:t>
+              <w:t>10</w:t>
             </w:r>
           </w:p>
         </w:tc>
@@ -218,7 +218,10 @@
           </w:tcPr>
           <w:p>
             <w:r>
-              <w:t>67</w:t>
+              <w:t>6</w:t>
+            </w:r>
+            <w:r>
+              <w:t>9</w:t>
             </w:r>
           </w:p>
         </w:tc>
@@ -460,7 +463,10 @@
           </w:tcPr>
           <w:p>
             <w:r>
-              <w:t>30</w:t>
+              <w:t>3</w:t>
+            </w:r>
+            <w:r>
+              <w:t>2</w:t>
             </w:r>
           </w:p>
         </w:tc>
@@ -470,7 +476,7 @@
           </w:tcPr>
           <w:p>
             <w:r>
-              <w:t>38</w:t>
+              <w:t>40</w:t>
             </w:r>
           </w:p>
         </w:tc>

--- a/Front Matter/SCO Scores - Page Numbers.docx
+++ b/Front Matter/SCO Scores - Page Numbers.docx
@@ -124,7 +124,7 @@
           </w:tcPr>
           <w:p>
             <w:r>
-              <w:t>59</w:t>
+              <w:t>62</w:t>
             </w:r>
           </w:p>
         </w:tc>
@@ -134,7 +134,7 @@
           </w:tcPr>
           <w:p>
             <w:r>
-              <w:t>67</w:t>
+              <w:t>70</w:t>
             </w:r>
           </w:p>
         </w:tc>
